--- a/docs/样片26_厚度分档三合一检测报告.docx
+++ b/docs/样片26_厚度分档三合一检测报告.docx
@@ -108,7 +108,7 @@
           <w:b w:val="0"/>
           <w:sz w:val="21"/>
         </w:rPr>
-        <w:t>W_w/位置评分），逐张由已知物理尺寸反解 mm/px 并注入 1px/mm 重采样</w:t>
+        <w:t>W_w/位置评分），尺度先验=线扫原生 1 px/mm（与产线同口径），恒等映射</w:t>
       </w:r>
       <w:r>
         <w:br/>
@@ -119,7 +119,7 @@
           <w:b w:val="0"/>
           <w:sz w:val="21"/>
         </w:rPr>
-        <w:t>（仅影响 W_w）；评估域=整片矫正图（W_w）/扣免罚边框带内部（其余五项）。</w:t>
+        <w:t>即标准口径；评估域=整片矫正图（W_w）/扣免罚边框带内部（其余五项）。</w:t>
       </w:r>
       <w:r>
         <w:br/>
@@ -155,7 +155,7 @@
           <w:color w:val="606060"/>
           <w:sz w:val="18"/>
         </w:rPr>
-        <w:t>三条前置披露：① 本批照片为 ~650×630 导出缩图（非相机原始分辨率），</w:t>
+        <w:t>三条前置披露：① 尺度为先验而非反解——线扫原生 1 px/mm（全帧高恒 630px</w:t>
       </w:r>
       <w:r>
         <w:br/>
@@ -167,7 +167,7 @@
           <w:color w:val="606060"/>
           <w:sz w:val="18"/>
         </w:rPr>
-        <w:t>mm/px≈1.0 是导出缩放的产物，原始光学分辨率已丢失；② 全批曝光一致性未知，</w:t>
+        <w:t>=扫描幅宽佐证），规格表尺寸即玻璃应有像素数；② 全批曝光一致性未知，</w:t>
       </w:r>
       <w:r>
         <w:br/>
@@ -204,7 +204,7 @@
           <w:b/>
           <w:sz w:val="26"/>
         </w:rPr>
-        <w:t>二、mm/px 标定（已知尺寸反解）</w:t>
+        <w:t>二、裁切覆盖度核验（已知尺寸对照）</w:t>
       </w:r>
     </w:p>
     <w:p>
@@ -217,7 +217,7 @@
           <w:b w:val="0"/>
           <w:sz w:val="21"/>
         </w:rPr>
-        <w:t>可反解的 28 张：mm/px ∈ [0.9984, 1.0834]，中位 1.0074；</w:t>
+        <w:t>尺度先验 1 px/mm 下，矫正尺寸/规格尺寸=裁切覆盖度。可核验的 28 张：</w:t>
       </w:r>
       <w:r>
         <w:br/>
@@ -228,7 +228,7 @@
           <w:b w:val="0"/>
           <w:sz w:val="21"/>
         </w:rPr>
-        <w:t>两轴各向异性（长宽比偏差）最大 3.6%（QA 容差：&gt;5% warn、</w:t>
+        <w:t>自动检出片覆盖度 ∈ [92.3%, 100.2%]——检测沿亮边内咬</w:t>
       </w:r>
       <w:r>
         <w:br/>
@@ -239,7 +239,7 @@
           <w:b w:val="0"/>
           <w:sz w:val="21"/>
         </w:rPr>
-        <w:t>&gt;10% fail）。同一样片两张照片的标定重复性：</w:t>
+        <w:t>约 0.5~1.2%（评估域略小于整片，属检测器口径，如实记录）；框装中空</w:t>
       </w:r>
       <w:r>
         <w:br/>
@@ -250,7 +250,7 @@
           <w:b w:val="0"/>
           <w:sz w:val="21"/>
         </w:rPr>
-        <w:t xml:space="preserve">　1#：Δmm/px = 0.01677，ΔW_w = 0.0232，Δ总分 = 9.59</w:t>
+        <w:t>（1#/16#）可见口径 91~94%（压边遮挡，非错误）。两轴长宽比偏差最大</w:t>
       </w:r>
       <w:r>
         <w:br/>
@@ -261,7 +261,40 @@
           <w:b w:val="0"/>
           <w:sz w:val="21"/>
         </w:rPr>
-        <w:t xml:space="preserve">　16#：Δmm/px = 0.00166，ΔW_w = 0.0375，Δ总分 = 9.15</w:t>
+        <w:t>3.8%（QA 容差 &gt;5% warn、&gt;10% fail；13# 错检即由此抓出）。</w:t>
+      </w:r>
+      <w:r>
+        <w:br/>
+      </w:r>
+      <w:r>
+        <w:rPr>
+          <w:rFonts w:ascii="Microsoft YaHei" w:hAnsi="Microsoft YaHei" w:eastAsia="微软雅黑"/>
+          <w:b w:val="0"/>
+          <w:sz w:val="21"/>
+        </w:rPr>
+        <w:t>同一样片两张照片的重复性：</w:t>
+      </w:r>
+      <w:r>
+        <w:br/>
+      </w:r>
+      <w:r>
+        <w:rPr>
+          <w:rFonts w:ascii="Microsoft YaHei" w:hAnsi="Microsoft YaHei" w:eastAsia="微软雅黑"/>
+          <w:b w:val="0"/>
+          <w:sz w:val="21"/>
+        </w:rPr>
+        <w:t xml:space="preserve">　1#：Δ覆盖度 = 0.01446，ΔW_w = 0.0232，Δ总分 = 9.59</w:t>
+      </w:r>
+      <w:r>
+        <w:br/>
+      </w:r>
+      <w:r>
+        <w:rPr>
+          <w:rFonts w:ascii="Microsoft YaHei" w:hAnsi="Microsoft YaHei" w:eastAsia="微软雅黑"/>
+          <w:b w:val="0"/>
+          <w:sz w:val="21"/>
+        </w:rPr>
+        <w:t xml:space="preserve">　16#：Δ覆盖度 = 0.00155，ΔW_w = 0.0384，Δ总分 = 9.22</w:t>
       </w:r>
       <w:r>
         <w:br/>
@@ -369,7 +402,7 @@
                 <w:b/>
                 <w:sz w:val="18"/>
               </w:rPr>
-              <w:t>mm/px</w:t>
+              <w:t>覆盖度</w:t>
             </w:r>
           </w:p>
         </w:tc>
@@ -551,7 +584,7 @@
                 <w:b w:val="0"/>
                 <w:sz w:val="18"/>
               </w:rPr>
-              <w:t>1.0784</w:t>
+              <w:t xml:space="preserve"> 92.8%</w:t>
             </w:r>
           </w:p>
         </w:tc>
@@ -623,7 +656,7 @@
                 <w:b w:val="0"/>
                 <w:sz w:val="18"/>
               </w:rPr>
-              <w:t>0.2365</w:t>
+              <w:t>0.2378</w:t>
             </w:r>
           </w:p>
         </w:tc>
@@ -659,7 +692,7 @@
                 <w:b w:val="0"/>
                 <w:sz w:val="18"/>
               </w:rPr>
-              <w:t xml:space="preserve"> 46.72</w:t>
+              <w:t xml:space="preserve"> 46.61</w:t>
             </w:r>
           </w:p>
         </w:tc>
@@ -733,7 +766,7 @@
                 <w:b w:val="0"/>
                 <w:sz w:val="18"/>
               </w:rPr>
-              <w:t>1.0616</w:t>
+              <w:t xml:space="preserve"> 94.2%</w:t>
             </w:r>
           </w:p>
         </w:tc>
@@ -805,7 +838,7 @@
                 <w:b w:val="0"/>
                 <w:sz w:val="18"/>
               </w:rPr>
-              <w:t>0.2133</w:t>
+              <w:t>0.2146</w:t>
             </w:r>
           </w:p>
         </w:tc>
@@ -841,7 +874,7 @@
                 <w:b w:val="0"/>
                 <w:sz w:val="18"/>
               </w:rPr>
-              <w:t xml:space="preserve"> 37.13</w:t>
+              <w:t xml:space="preserve"> 37.02</w:t>
             </w:r>
           </w:p>
         </w:tc>
@@ -915,7 +948,7 @@
                 <w:b w:val="0"/>
                 <w:sz w:val="18"/>
               </w:rPr>
-              <w:t>1.0083</w:t>
+              <w:t xml:space="preserve"> 99.2%</w:t>
             </w:r>
           </w:p>
         </w:tc>
@@ -987,7 +1020,7 @@
                 <w:b w:val="0"/>
                 <w:sz w:val="18"/>
               </w:rPr>
-              <w:t>0.3063</w:t>
+              <w:t>0.3061</w:t>
             </w:r>
           </w:p>
         </w:tc>
@@ -1023,7 +1056,7 @@
                 <w:b w:val="0"/>
                 <w:sz w:val="18"/>
               </w:rPr>
-              <w:t xml:space="preserve">  3.94</w:t>
+              <w:t xml:space="preserve">  3.96</w:t>
             </w:r>
           </w:p>
         </w:tc>
@@ -1097,7 +1130,7 @@
                 <w:b w:val="0"/>
                 <w:sz w:val="18"/>
               </w:rPr>
-              <w:t>1.0125</w:t>
+              <w:t xml:space="preserve"> 98.8%</w:t>
             </w:r>
           </w:p>
         </w:tc>
@@ -1169,7 +1202,7 @@
                 <w:b w:val="0"/>
                 <w:sz w:val="18"/>
               </w:rPr>
-              <w:t>0.2103</w:t>
+              <w:t>0.2110</w:t>
             </w:r>
           </w:p>
         </w:tc>
@@ -1205,7 +1238,7 @@
                 <w:b w:val="0"/>
                 <w:sz w:val="18"/>
               </w:rPr>
-              <w:t xml:space="preserve"> 72.28</w:t>
+              <w:t xml:space="preserve"> 72.22</w:t>
             </w:r>
           </w:p>
         </w:tc>
@@ -1279,7 +1312,7 @@
                 <w:b w:val="0"/>
                 <w:sz w:val="18"/>
               </w:rPr>
-              <w:t>1.0058</w:t>
+              <w:t xml:space="preserve"> 99.4%</w:t>
             </w:r>
           </w:p>
         </w:tc>
@@ -1351,7 +1384,7 @@
                 <w:b w:val="0"/>
                 <w:sz w:val="18"/>
               </w:rPr>
-              <w:t>0.1961</w:t>
+              <w:t>0.1966</w:t>
             </w:r>
           </w:p>
         </w:tc>
@@ -1387,7 +1420,7 @@
                 <w:b w:val="0"/>
                 <w:sz w:val="18"/>
               </w:rPr>
-              <w:t xml:space="preserve"> 68.58</w:t>
+              <w:t xml:space="preserve"> 68.54</w:t>
             </w:r>
           </w:p>
         </w:tc>
@@ -1461,7 +1494,7 @@
                 <w:b w:val="0"/>
                 <w:sz w:val="18"/>
               </w:rPr>
-              <w:t>1.0058</w:t>
+              <w:t xml:space="preserve"> 99.4%</w:t>
             </w:r>
           </w:p>
         </w:tc>
@@ -1533,7 +1566,7 @@
                 <w:b w:val="0"/>
                 <w:sz w:val="18"/>
               </w:rPr>
-              <w:t>0.1689</w:t>
+              <w:t>0.1696</w:t>
             </w:r>
           </w:p>
         </w:tc>
@@ -1569,7 +1602,7 @@
                 <w:b w:val="0"/>
                 <w:sz w:val="18"/>
               </w:rPr>
-              <w:t xml:space="preserve"> 73.99</w:t>
+              <w:t xml:space="preserve"> 73.93</w:t>
             </w:r>
           </w:p>
         </w:tc>
@@ -1643,7 +1676,7 @@
                 <w:b w:val="0"/>
                 <w:sz w:val="18"/>
               </w:rPr>
-              <w:t>1.0083</w:t>
+              <w:t xml:space="preserve"> 99.2%</w:t>
             </w:r>
           </w:p>
         </w:tc>
@@ -1715,7 +1748,7 @@
                 <w:b w:val="0"/>
                 <w:sz w:val="18"/>
               </w:rPr>
-              <w:t>0.2521</w:t>
+              <w:t>0.2527</w:t>
             </w:r>
           </w:p>
         </w:tc>
@@ -1751,7 +1784,7 @@
                 <w:b w:val="0"/>
                 <w:sz w:val="18"/>
               </w:rPr>
-              <w:t xml:space="preserve"> 13.92</w:t>
+              <w:t xml:space="preserve"> 13.87</w:t>
             </w:r>
           </w:p>
         </w:tc>
@@ -1825,7 +1858,7 @@
                 <w:b w:val="0"/>
                 <w:sz w:val="18"/>
               </w:rPr>
-              <w:t>1.0067</w:t>
+              <w:t xml:space="preserve"> 99.3%</w:t>
             </w:r>
           </w:p>
         </w:tc>
@@ -1897,7 +1930,7 @@
                 <w:b w:val="0"/>
                 <w:sz w:val="18"/>
               </w:rPr>
-              <w:t>0.1315</w:t>
+              <w:t>0.1338</w:t>
             </w:r>
           </w:p>
         </w:tc>
@@ -1933,7 +1966,7 @@
                 <w:b w:val="0"/>
                 <w:sz w:val="18"/>
               </w:rPr>
-              <w:t xml:space="preserve"> 97.49</w:t>
+              <w:t xml:space="preserve"> 97.30</w:t>
             </w:r>
           </w:p>
         </w:tc>
@@ -2007,7 +2040,7 @@
                 <w:b w:val="0"/>
                 <w:sz w:val="18"/>
               </w:rPr>
-              <w:t>1.0025</w:t>
+              <w:t xml:space="preserve"> 99.8%</w:t>
             </w:r>
           </w:p>
         </w:tc>
@@ -2079,7 +2112,7 @@
                 <w:b w:val="0"/>
                 <w:sz w:val="18"/>
               </w:rPr>
-              <w:t>0.1367</w:t>
+              <w:t>0.1386</w:t>
             </w:r>
           </w:p>
         </w:tc>
@@ -2115,7 +2148,7 @@
                 <w:b w:val="0"/>
                 <w:sz w:val="18"/>
               </w:rPr>
-              <w:t xml:space="preserve"> 94.96</w:t>
+              <w:t xml:space="preserve"> 94.80</w:t>
             </w:r>
           </w:p>
         </w:tc>
@@ -2189,7 +2222,7 @@
                 <w:b w:val="0"/>
                 <w:sz w:val="18"/>
               </w:rPr>
-              <w:t>1.0008</w:t>
+              <w:t xml:space="preserve"> 99.9%</w:t>
             </w:r>
           </w:p>
         </w:tc>
@@ -2371,7 +2404,7 @@
                 <w:b w:val="0"/>
                 <w:sz w:val="18"/>
               </w:rPr>
-              <w:t>1.0033</w:t>
+              <w:t xml:space="preserve"> 99.7%</w:t>
             </w:r>
           </w:p>
         </w:tc>
@@ -2443,7 +2476,7 @@
                 <w:b w:val="0"/>
                 <w:sz w:val="18"/>
               </w:rPr>
-              <w:t>0.2336</w:t>
+              <w:t>0.2339</w:t>
             </w:r>
           </w:p>
         </w:tc>
@@ -2479,7 +2512,7 @@
                 <w:b w:val="0"/>
                 <w:sz w:val="18"/>
               </w:rPr>
-              <w:t xml:space="preserve"> 32.56</w:t>
+              <w:t xml:space="preserve"> 32.53</w:t>
             </w:r>
           </w:p>
         </w:tc>
@@ -2553,7 +2586,7 @@
                 <w:b w:val="0"/>
                 <w:sz w:val="18"/>
               </w:rPr>
-              <w:t>1.0016</w:t>
+              <w:t xml:space="preserve"> 99.8%</w:t>
             </w:r>
           </w:p>
         </w:tc>
@@ -2735,7 +2768,7 @@
                 <w:b w:val="0"/>
                 <w:sz w:val="18"/>
               </w:rPr>
-              <w:t>1.0017</w:t>
+              <w:t xml:space="preserve"> 99.8%</w:t>
             </w:r>
           </w:p>
         </w:tc>
@@ -2807,7 +2840,7 @@
                 <w:b w:val="0"/>
                 <w:sz w:val="18"/>
               </w:rPr>
-              <w:t>0.1267</w:t>
+              <w:t>0.1291</w:t>
             </w:r>
           </w:p>
         </w:tc>
@@ -2843,7 +2876,7 @@
                 <w:b w:val="0"/>
                 <w:sz w:val="18"/>
               </w:rPr>
-              <w:t xml:space="preserve"> 87.38</w:t>
+              <w:t xml:space="preserve"> 87.18</w:t>
             </w:r>
           </w:p>
         </w:tc>
@@ -2917,7 +2950,7 @@
                 <w:b w:val="0"/>
                 <w:sz w:val="18"/>
               </w:rPr>
-              <w:t>1.0133</w:t>
+              <w:t xml:space="preserve"> 98.7%</w:t>
             </w:r>
           </w:p>
         </w:tc>
@@ -2989,7 +3022,7 @@
                 <w:b w:val="0"/>
                 <w:sz w:val="18"/>
               </w:rPr>
-              <w:t>0.3494</w:t>
+              <w:t>0.3495</w:t>
             </w:r>
           </w:p>
         </w:tc>
@@ -3099,7 +3132,7 @@
                 <w:b w:val="0"/>
                 <w:sz w:val="18"/>
               </w:rPr>
-              <w:t>1.0273</w:t>
+              <w:t xml:space="preserve"> 97.4%</w:t>
             </w:r>
           </w:p>
         </w:tc>
@@ -3171,7 +3204,7 @@
                 <w:b w:val="0"/>
                 <w:sz w:val="18"/>
               </w:rPr>
-              <w:t>0.3047</w:t>
+              <w:t>0.3054</w:t>
             </w:r>
           </w:p>
         </w:tc>
@@ -3207,7 +3240,7 @@
                 <w:b w:val="0"/>
                 <w:sz w:val="18"/>
               </w:rPr>
-              <w:t xml:space="preserve">  3.47</w:t>
+              <w:t xml:space="preserve">  3.42</w:t>
             </w:r>
           </w:p>
         </w:tc>
@@ -3281,7 +3314,7 @@
                 <w:b w:val="0"/>
                 <w:sz w:val="18"/>
               </w:rPr>
-              <w:t>1.0817</w:t>
+              <w:t xml:space="preserve"> 92.5%</w:t>
             </w:r>
           </w:p>
         </w:tc>
@@ -3353,7 +3386,7 @@
                 <w:b w:val="0"/>
                 <w:sz w:val="18"/>
               </w:rPr>
-              <w:t>0.1697</w:t>
+              <w:t>0.1716</w:t>
             </w:r>
           </w:p>
         </w:tc>
@@ -3389,7 +3422,7 @@
                 <w:b w:val="0"/>
                 <w:sz w:val="18"/>
               </w:rPr>
-              <w:t xml:space="preserve"> 57.73</w:t>
+              <w:t xml:space="preserve"> 57.57</w:t>
             </w:r>
           </w:p>
         </w:tc>
@@ -3463,7 +3496,7 @@
                 <w:b w:val="0"/>
                 <w:sz w:val="18"/>
               </w:rPr>
-              <w:t>1.0834</w:t>
+              <w:t xml:space="preserve"> 92.3%</w:t>
             </w:r>
           </w:p>
         </w:tc>
@@ -3535,7 +3568,7 @@
                 <w:b w:val="0"/>
                 <w:sz w:val="18"/>
               </w:rPr>
-              <w:t>0.2072</w:t>
+              <w:t>0.2100</w:t>
             </w:r>
           </w:p>
         </w:tc>
@@ -3571,7 +3604,7 @@
                 <w:b w:val="0"/>
                 <w:sz w:val="18"/>
               </w:rPr>
-              <w:t xml:space="preserve"> 48.58</w:t>
+              <w:t xml:space="preserve"> 48.35</w:t>
             </w:r>
           </w:p>
         </w:tc>
@@ -3645,7 +3678,7 @@
                 <w:b w:val="0"/>
                 <w:sz w:val="18"/>
               </w:rPr>
-              <w:t>1.0094</w:t>
+              <w:t xml:space="preserve"> 99.1%</w:t>
             </w:r>
           </w:p>
         </w:tc>
@@ -3717,7 +3750,7 @@
                 <w:b w:val="0"/>
                 <w:sz w:val="18"/>
               </w:rPr>
-              <w:t>0.2902</w:t>
+              <w:t>0.2915</w:t>
             </w:r>
           </w:p>
         </w:tc>
@@ -3753,7 +3786,7 @@
                 <w:b w:val="0"/>
                 <w:sz w:val="18"/>
               </w:rPr>
-              <w:t xml:space="preserve">  7.95</w:t>
+              <w:t xml:space="preserve">  7.85</w:t>
             </w:r>
           </w:p>
         </w:tc>
@@ -3827,7 +3860,7 @@
                 <w:b w:val="0"/>
                 <w:sz w:val="18"/>
               </w:rPr>
-              <w:t>1.0530</w:t>
+              <w:t xml:space="preserve"> 95.0%</w:t>
             </w:r>
           </w:p>
         </w:tc>
@@ -3899,7 +3932,7 @@
                 <w:b w:val="0"/>
                 <w:sz w:val="18"/>
               </w:rPr>
-              <w:t>0.1873</w:t>
+              <w:t>0.1890</w:t>
             </w:r>
           </w:p>
         </w:tc>
@@ -3935,7 +3968,7 @@
                 <w:b w:val="0"/>
                 <w:sz w:val="18"/>
               </w:rPr>
-              <w:t xml:space="preserve"> 52.25</w:t>
+              <w:t xml:space="preserve"> 52.10</w:t>
             </w:r>
           </w:p>
         </w:tc>
@@ -4009,7 +4042,7 @@
                 <w:b w:val="0"/>
                 <w:sz w:val="18"/>
               </w:rPr>
-              <w:t>1.0088</w:t>
+              <w:t xml:space="preserve"> 99.1%</w:t>
             </w:r>
           </w:p>
         </w:tc>
@@ -4081,7 +4114,7 @@
                 <w:b w:val="0"/>
                 <w:sz w:val="18"/>
               </w:rPr>
-              <w:t>0.2739</w:t>
+              <w:t>0.2763</w:t>
             </w:r>
           </w:p>
         </w:tc>
@@ -4117,7 +4150,7 @@
                 <w:b w:val="0"/>
                 <w:sz w:val="18"/>
               </w:rPr>
-              <w:t xml:space="preserve"> 23.45</w:t>
+              <w:t xml:space="preserve"> 23.25</w:t>
             </w:r>
           </w:p>
         </w:tc>
@@ -4191,7 +4224,7 @@
                 <w:b w:val="0"/>
                 <w:sz w:val="18"/>
               </w:rPr>
-              <w:t>1.0058</w:t>
+              <w:t xml:space="preserve"> 99.4%</w:t>
             </w:r>
           </w:p>
         </w:tc>
@@ -4263,7 +4296,7 @@
                 <w:b w:val="0"/>
                 <w:sz w:val="18"/>
               </w:rPr>
-              <w:t>0.2295</w:t>
+              <w:t>0.2300</w:t>
             </w:r>
           </w:p>
         </w:tc>
@@ -4299,7 +4332,7 @@
                 <w:b w:val="0"/>
                 <w:sz w:val="18"/>
               </w:rPr>
-              <w:t xml:space="preserve"> 43.64</w:t>
+              <w:t xml:space="preserve"> 43.60</w:t>
             </w:r>
           </w:p>
         </w:tc>
@@ -4373,7 +4406,7 @@
                 <w:b w:val="0"/>
                 <w:sz w:val="18"/>
               </w:rPr>
-              <w:t>1.0074</w:t>
+              <w:t xml:space="preserve"> 99.3%</w:t>
             </w:r>
           </w:p>
         </w:tc>
@@ -4445,7 +4478,7 @@
                 <w:b w:val="0"/>
                 <w:sz w:val="18"/>
               </w:rPr>
-              <w:t>0.2493</w:t>
+              <w:t>0.2501</w:t>
             </w:r>
           </w:p>
         </w:tc>
@@ -4481,7 +4514,7 @@
                 <w:b w:val="0"/>
                 <w:sz w:val="18"/>
               </w:rPr>
-              <w:t xml:space="preserve"> 29.37</w:t>
+              <w:t xml:space="preserve"> 29.31</w:t>
             </w:r>
           </w:p>
         </w:tc>
@@ -4555,7 +4588,7 @@
                 <w:b w:val="0"/>
                 <w:sz w:val="18"/>
               </w:rPr>
-              <w:t>0.9984</w:t>
+              <w:t>100.2%</w:t>
             </w:r>
           </w:p>
         </w:tc>
@@ -4627,7 +4660,7 @@
                 <w:b w:val="0"/>
                 <w:sz w:val="18"/>
               </w:rPr>
-              <w:t>0.1485</w:t>
+              <w:t>0.1491</w:t>
             </w:r>
           </w:p>
         </w:tc>
@@ -4663,7 +4696,7 @@
                 <w:b w:val="0"/>
                 <w:sz w:val="18"/>
               </w:rPr>
-              <w:t xml:space="preserve"> 74.44</w:t>
+              <w:t xml:space="preserve"> 74.38</w:t>
             </w:r>
           </w:p>
         </w:tc>
@@ -4737,7 +4770,7 @@
                 <w:b w:val="0"/>
                 <w:sz w:val="18"/>
               </w:rPr>
-              <w:t>1.0058</w:t>
+              <w:t xml:space="preserve"> 99.4%</w:t>
             </w:r>
           </w:p>
         </w:tc>
@@ -4809,7 +4842,7 @@
                 <w:b w:val="0"/>
                 <w:sz w:val="18"/>
               </w:rPr>
-              <w:t>0.2668</w:t>
+              <w:t>0.2673</w:t>
             </w:r>
           </w:p>
         </w:tc>
@@ -4845,7 +4878,7 @@
                 <w:b w:val="0"/>
                 <w:sz w:val="18"/>
               </w:rPr>
-              <w:t xml:space="preserve"> 22.73</w:t>
+              <w:t xml:space="preserve"> 22.69</w:t>
             </w:r>
           </w:p>
         </w:tc>
@@ -4919,7 +4952,7 @@
                 <w:b w:val="0"/>
                 <w:sz w:val="18"/>
               </w:rPr>
-              <w:t>1.0000</w:t>
+              <w:t>100.0%</w:t>
             </w:r>
           </w:p>
         </w:tc>
@@ -5101,7 +5134,7 @@
                 <w:b w:val="0"/>
                 <w:sz w:val="18"/>
               </w:rPr>
-              <w:t>1.0016</w:t>
+              <w:t xml:space="preserve"> 99.8%</w:t>
             </w:r>
           </w:p>
         </w:tc>
@@ -5173,7 +5206,7 @@
                 <w:b w:val="0"/>
                 <w:sz w:val="18"/>
               </w:rPr>
-              <w:t>0.2279</w:t>
+              <w:t>0.2278</w:t>
             </w:r>
           </w:p>
         </w:tc>
@@ -5209,7 +5242,7 @@
                 <w:b w:val="0"/>
                 <w:sz w:val="18"/>
               </w:rPr>
-              <w:t xml:space="preserve"> 55.67</w:t>
+              <w:t xml:space="preserve"> 55.68</w:t>
             </w:r>
           </w:p>
         </w:tc>
@@ -5283,7 +5316,7 @@
                 <w:b w:val="0"/>
                 <w:sz w:val="18"/>
               </w:rPr>
-              <w:t>1.0099</w:t>
+              <w:t xml:space="preserve"> 99.0%</w:t>
             </w:r>
           </w:p>
         </w:tc>
@@ -5355,7 +5388,7 @@
                 <w:b w:val="0"/>
                 <w:sz w:val="18"/>
               </w:rPr>
-              <w:t>0.1786</w:t>
+              <w:t>0.1802</w:t>
             </w:r>
           </w:p>
         </w:tc>
@@ -5391,7 +5424,7 @@
                 <w:b w:val="0"/>
                 <w:sz w:val="18"/>
               </w:rPr>
-              <w:t xml:space="preserve"> 72.35</w:t>
+              <w:t xml:space="preserve"> 72.22</w:t>
             </w:r>
           </w:p>
         </w:tc>
@@ -5465,7 +5498,7 @@
                 <w:b w:val="0"/>
                 <w:sz w:val="18"/>
               </w:rPr>
-              <w:t>1.0066</w:t>
+              <w:t xml:space="preserve"> 99.3%</w:t>
             </w:r>
           </w:p>
         </w:tc>
@@ -5537,7 +5570,7 @@
                 <w:b w:val="0"/>
                 <w:sz w:val="18"/>
               </w:rPr>
-              <w:t>0.2532</w:t>
+              <w:t>0.2538</w:t>
             </w:r>
           </w:p>
         </w:tc>
@@ -5573,7 +5606,7 @@
                 <w:b w:val="0"/>
                 <w:sz w:val="18"/>
               </w:rPr>
-              <w:t xml:space="preserve"> 26.99</w:t>
+              <w:t xml:space="preserve"> 26.94</w:t>
             </w:r>
           </w:p>
         </w:tc>
@@ -5870,7 +5903,7 @@
                 <w:b w:val="0"/>
                 <w:sz w:val="18"/>
               </w:rPr>
-              <w:t>0.1738</w:t>
+              <w:t>0.1749</w:t>
             </w:r>
           </w:p>
         </w:tc>
@@ -5888,7 +5921,7 @@
                 <w:b w:val="0"/>
                 <w:sz w:val="18"/>
               </w:rPr>
-              <w:t>[0.1689, 0.1786]</w:t>
+              <w:t>[0.1696, 0.1802]</w:t>
             </w:r>
           </w:p>
         </w:tc>
@@ -5906,7 +5939,7 @@
                 <w:b w:val="0"/>
                 <w:sz w:val="18"/>
               </w:rPr>
-              <w:t xml:space="preserve"> 73.17</w:t>
+              <w:t xml:space="preserve"> 73.08</w:t>
             </w:r>
           </w:p>
         </w:tc>
@@ -5980,7 +6013,7 @@
                 <w:b w:val="0"/>
                 <w:sz w:val="18"/>
               </w:rPr>
-              <w:t>0.1827</w:t>
+              <w:t>0.1831</w:t>
             </w:r>
           </w:p>
         </w:tc>
@@ -5998,7 +6031,7 @@
                 <w:b w:val="0"/>
                 <w:sz w:val="18"/>
               </w:rPr>
-              <w:t>[0.1485, 0.2035]</w:t>
+              <w:t>[0.1491, 0.2035]</w:t>
             </w:r>
           </w:p>
         </w:tc>
@@ -6016,7 +6049,7 @@
                 <w:b w:val="0"/>
                 <w:sz w:val="18"/>
               </w:rPr>
-              <w:t xml:space="preserve"> 66.70</w:t>
+              <w:t xml:space="preserve"> 66.66</w:t>
             </w:r>
           </w:p>
         </w:tc>
@@ -6090,7 +6123,7 @@
                 <w:b w:val="0"/>
                 <w:sz w:val="18"/>
               </w:rPr>
-              <w:t>0.2499</w:t>
+              <w:t>0.2507</w:t>
             </w:r>
           </w:p>
         </w:tc>
@@ -6108,7 +6141,7 @@
                 <w:b w:val="0"/>
                 <w:sz w:val="18"/>
               </w:rPr>
-              <w:t>[0.2262, 0.2739]</w:t>
+              <w:t>[0.2262, 0.2763]</w:t>
             </w:r>
           </w:p>
         </w:tc>
@@ -6126,7 +6159,7 @@
                 <w:b w:val="0"/>
                 <w:sz w:val="18"/>
               </w:rPr>
-              <w:t xml:space="preserve"> 32.90</w:t>
+              <w:t xml:space="preserve"> 32.83</w:t>
             </w:r>
           </w:p>
         </w:tc>
@@ -6200,7 +6233,7 @@
                 <w:b w:val="0"/>
                 <w:sz w:val="18"/>
               </w:rPr>
-              <w:t>0.2380</w:t>
+              <w:t>0.2382</w:t>
             </w:r>
           </w:p>
         </w:tc>
@@ -6218,7 +6251,7 @@
                 <w:b w:val="0"/>
                 <w:sz w:val="18"/>
               </w:rPr>
-              <w:t>[0.2279, 0.2493]</w:t>
+              <w:t>[0.2278, 0.2501]</w:t>
             </w:r>
           </w:p>
         </w:tc>
@@ -6236,7 +6269,7 @@
                 <w:b w:val="0"/>
                 <w:sz w:val="18"/>
               </w:rPr>
-              <w:t xml:space="preserve"> 36.83</w:t>
+              <w:t xml:space="preserve"> 36.81</w:t>
             </w:r>
           </w:p>
         </w:tc>
@@ -6310,7 +6343,7 @@
                 <w:b w:val="0"/>
                 <w:sz w:val="18"/>
               </w:rPr>
-              <w:t>0.3047</w:t>
+              <w:t>0.3054</w:t>
             </w:r>
           </w:p>
         </w:tc>
@@ -6328,7 +6361,7 @@
                 <w:b w:val="0"/>
                 <w:sz w:val="18"/>
               </w:rPr>
-              <w:t>[0.3047, 0.3047]</w:t>
+              <w:t>[0.3054, 0.3054]</w:t>
             </w:r>
           </w:p>
         </w:tc>
@@ -6346,7 +6379,7 @@
                 <w:b w:val="0"/>
                 <w:sz w:val="18"/>
               </w:rPr>
-              <w:t xml:space="preserve">  3.47</w:t>
+              <w:t xml:space="preserve">  3.42</w:t>
             </w:r>
           </w:p>
         </w:tc>
@@ -6389,7 +6422,7 @@
           <w:b w:val="0"/>
           <w:sz w:val="21"/>
         </w:rPr>
-        <w:t>两点注意：① 6mm 档均值（0.2499）高于 8mm 档（0.2380），在单拍重复性</w:t>
+        <w:t>两点注意：① 6mm 档均值（0.2507）高于 8mm 档（0.2382），在单拍重复性</w:t>
       </w:r>
       <w:r>
         <w:br/>
@@ -6411,7 +6444,7 @@
           <w:b w:val="0"/>
           <w:sz w:val="21"/>
         </w:rPr>
-        <w:t>（W_w=0.3047，全批钢化片最高），单点不入档、只作趋势参考。</w:t>
+        <w:t>（W_w=0.3054，全批钢化片最高），单点不入档、只作趋势参考。</w:t>
       </w:r>
     </w:p>
     <w:p>
@@ -6638,7 +6671,7 @@
                 <w:b w:val="0"/>
                 <w:sz w:val="18"/>
               </w:rPr>
-              <w:t>0.2365</w:t>
+              <w:t>0.2378</w:t>
             </w:r>
           </w:p>
         </w:tc>
@@ -6674,7 +6707,7 @@
                 <w:b w:val="0"/>
                 <w:sz w:val="18"/>
               </w:rPr>
-              <w:t xml:space="preserve"> 46.72</w:t>
+              <w:t xml:space="preserve"> 46.61</w:t>
             </w:r>
           </w:p>
         </w:tc>
@@ -6730,7 +6763,7 @@
                 <w:b w:val="0"/>
                 <w:sz w:val="18"/>
               </w:rPr>
-              <w:t>0.2133</w:t>
+              <w:t>0.2146</w:t>
             </w:r>
           </w:p>
         </w:tc>
@@ -6766,7 +6799,7 @@
                 <w:b w:val="0"/>
                 <w:sz w:val="18"/>
               </w:rPr>
-              <w:t xml:space="preserve"> 37.13</w:t>
+              <w:t xml:space="preserve"> 37.02</w:t>
             </w:r>
           </w:p>
         </w:tc>
@@ -6822,7 +6855,7 @@
                 <w:b w:val="0"/>
                 <w:sz w:val="18"/>
               </w:rPr>
-              <w:t>0.3063</w:t>
+              <w:t>0.3061</w:t>
             </w:r>
           </w:p>
         </w:tc>
@@ -6858,7 +6891,7 @@
                 <w:b w:val="0"/>
                 <w:sz w:val="18"/>
               </w:rPr>
-              <w:t xml:space="preserve">  3.94</w:t>
+              <w:t xml:space="preserve">  3.96</w:t>
             </w:r>
           </w:p>
         </w:tc>
@@ -6914,7 +6947,7 @@
                 <w:b w:val="0"/>
                 <w:sz w:val="18"/>
               </w:rPr>
-              <w:t>0.2103</w:t>
+              <w:t>0.2110</w:t>
             </w:r>
           </w:p>
         </w:tc>
@@ -6950,7 +6983,7 @@
                 <w:b w:val="0"/>
                 <w:sz w:val="18"/>
               </w:rPr>
-              <w:t xml:space="preserve"> 72.28</w:t>
+              <w:t xml:space="preserve"> 72.22</w:t>
             </w:r>
           </w:p>
         </w:tc>
@@ -7006,7 +7039,7 @@
                 <w:b w:val="0"/>
                 <w:sz w:val="18"/>
               </w:rPr>
-              <w:t>0.2521</w:t>
+              <w:t>0.2527</w:t>
             </w:r>
           </w:p>
         </w:tc>
@@ -7042,7 +7075,7 @@
                 <w:b w:val="0"/>
                 <w:sz w:val="18"/>
               </w:rPr>
-              <w:t xml:space="preserve"> 13.92</w:t>
+              <w:t xml:space="preserve"> 13.87</w:t>
             </w:r>
           </w:p>
         </w:tc>
@@ -7098,7 +7131,7 @@
                 <w:b w:val="0"/>
                 <w:sz w:val="18"/>
               </w:rPr>
-              <w:t>0.1267</w:t>
+              <w:t>0.1291</w:t>
             </w:r>
           </w:p>
         </w:tc>
@@ -7134,7 +7167,7 @@
                 <w:b w:val="0"/>
                 <w:sz w:val="18"/>
               </w:rPr>
-              <w:t xml:space="preserve"> 87.38</w:t>
+              <w:t xml:space="preserve"> 87.18</w:t>
             </w:r>
           </w:p>
         </w:tc>
@@ -7190,7 +7223,7 @@
                 <w:b w:val="0"/>
                 <w:sz w:val="18"/>
               </w:rPr>
-              <w:t>0.3494</w:t>
+              <w:t>0.3495</w:t>
             </w:r>
           </w:p>
         </w:tc>
@@ -7282,7 +7315,7 @@
                 <w:b w:val="0"/>
                 <w:sz w:val="18"/>
               </w:rPr>
-              <w:t>0.1697</w:t>
+              <w:t>0.1716</w:t>
             </w:r>
           </w:p>
         </w:tc>
@@ -7318,7 +7351,7 @@
                 <w:b w:val="0"/>
                 <w:sz w:val="18"/>
               </w:rPr>
-              <w:t xml:space="preserve"> 57.73</w:t>
+              <w:t xml:space="preserve"> 57.57</w:t>
             </w:r>
           </w:p>
         </w:tc>
@@ -7374,7 +7407,7 @@
                 <w:b w:val="0"/>
                 <w:sz w:val="18"/>
               </w:rPr>
-              <w:t>0.2072</w:t>
+              <w:t>0.2100</w:t>
             </w:r>
           </w:p>
         </w:tc>
@@ -7410,7 +7443,7 @@
                 <w:b w:val="0"/>
                 <w:sz w:val="18"/>
               </w:rPr>
-              <w:t xml:space="preserve"> 48.58</w:t>
+              <w:t xml:space="preserve"> 48.35</w:t>
             </w:r>
           </w:p>
         </w:tc>
@@ -7466,7 +7499,7 @@
                 <w:b w:val="0"/>
                 <w:sz w:val="18"/>
               </w:rPr>
-              <w:t>0.2902</w:t>
+              <w:t>0.2915</w:t>
             </w:r>
           </w:p>
         </w:tc>
@@ -7502,7 +7535,7 @@
                 <w:b w:val="0"/>
                 <w:sz w:val="18"/>
               </w:rPr>
-              <w:t xml:space="preserve">  7.95</w:t>
+              <w:t xml:space="preserve">  7.85</w:t>
             </w:r>
           </w:p>
         </w:tc>
@@ -7558,7 +7591,7 @@
                 <w:b w:val="0"/>
                 <w:sz w:val="18"/>
               </w:rPr>
-              <w:t>0.1873</w:t>
+              <w:t>0.1890</w:t>
             </w:r>
           </w:p>
         </w:tc>
@@ -7594,7 +7627,7 @@
                 <w:b w:val="0"/>
                 <w:sz w:val="18"/>
               </w:rPr>
-              <w:t xml:space="preserve"> 52.25</w:t>
+              <w:t xml:space="preserve"> 52.10</w:t>
             </w:r>
           </w:p>
         </w:tc>
@@ -7615,7 +7648,7 @@
           <w:b w:val="0"/>
           <w:sz w:val="21"/>
         </w:rPr>
-        <w:t>定性读法（与 6mm 普白档均值 W_w=0.2499 对照）：</w:t>
+        <w:t>定性读法（与 6mm 普白档均值 W_w=0.2507 对照）：</w:t>
       </w:r>
       <w:r>
         <w:br/>
@@ -7866,7 +7899,7 @@
                 <w:b w:val="0"/>
                 <w:sz w:val="18"/>
               </w:rPr>
-              <w:t>0.1315</w:t>
+              <w:t>0.1338</w:t>
             </w:r>
           </w:p>
         </w:tc>
@@ -7920,7 +7953,7 @@
                 <w:b w:val="0"/>
                 <w:sz w:val="18"/>
               </w:rPr>
-              <w:t xml:space="preserve"> 97.49</w:t>
+              <w:t xml:space="preserve"> 97.30</w:t>
             </w:r>
           </w:p>
         </w:tc>
@@ -7976,7 +8009,7 @@
                 <w:b w:val="0"/>
                 <w:sz w:val="18"/>
               </w:rPr>
-              <w:t>0.1367</w:t>
+              <w:t>0.1386</w:t>
             </w:r>
           </w:p>
         </w:tc>
@@ -8030,7 +8063,7 @@
                 <w:b w:val="0"/>
                 <w:sz w:val="18"/>
               </w:rPr>
-              <w:t xml:space="preserve"> 94.96</w:t>
+              <w:t xml:space="preserve"> 94.80</w:t>
             </w:r>
           </w:p>
         </w:tc>
@@ -8157,7 +8190,7 @@
           <w:b w:val="0"/>
           <w:sz w:val="21"/>
         </w:rPr>
-        <w:t xml:space="preserve">　 ——对照片 DR=240/240 与钢化片下界 239 同域（片上标签纸与边缘辉光把 max 拉满）；</w:t>
+        <w:t xml:space="preserve">　 ——对照片 DR=241/241 与钢化片下界 240 同域（片上标签纸与边缘辉光把 max 拉满）；</w:t>
       </w:r>
       <w:r>
         <w:br/>
@@ -8471,7 +8504,7 @@
                 <w:b w:val="0"/>
                 <w:sz w:val="18"/>
               </w:rPr>
-              <w:t>0.2249</w:t>
+              <w:t>0.2262</w:t>
             </w:r>
           </w:p>
         </w:tc>
@@ -8581,7 +8614,7 @@
                 <w:b w:val="0"/>
                 <w:sz w:val="18"/>
               </w:rPr>
-              <w:t>0.3063</w:t>
+              <w:t>0.3061</w:t>
             </w:r>
           </w:p>
         </w:tc>
@@ -8691,7 +8724,7 @@
                 <w:b w:val="0"/>
                 <w:sz w:val="18"/>
               </w:rPr>
-              <w:t>0.2103</w:t>
+              <w:t>0.2110</w:t>
             </w:r>
           </w:p>
         </w:tc>
@@ -8801,7 +8834,7 @@
                 <w:b w:val="0"/>
                 <w:sz w:val="18"/>
               </w:rPr>
-              <w:t>0.1961</w:t>
+              <w:t>0.1966</w:t>
             </w:r>
           </w:p>
         </w:tc>
@@ -8911,7 +8944,7 @@
                 <w:b w:val="0"/>
                 <w:sz w:val="18"/>
               </w:rPr>
-              <w:t>0.1689</w:t>
+              <w:t>0.1696</w:t>
             </w:r>
           </w:p>
         </w:tc>
@@ -9021,7 +9054,7 @@
                 <w:b w:val="0"/>
                 <w:sz w:val="18"/>
               </w:rPr>
-              <w:t>0.2521</w:t>
+              <w:t>0.2527</w:t>
             </w:r>
           </w:p>
         </w:tc>
@@ -9131,7 +9164,7 @@
                 <w:b w:val="0"/>
                 <w:sz w:val="18"/>
               </w:rPr>
-              <w:t>0.1315</w:t>
+              <w:t>0.1338</w:t>
             </w:r>
           </w:p>
         </w:tc>
@@ -9241,7 +9274,7 @@
                 <w:b w:val="0"/>
                 <w:sz w:val="18"/>
               </w:rPr>
-              <w:t>0.2336</w:t>
+              <w:t>0.2339</w:t>
             </w:r>
           </w:p>
         </w:tc>
@@ -9461,7 +9494,7 @@
                 <w:b w:val="0"/>
                 <w:sz w:val="18"/>
               </w:rPr>
-              <w:t>0.1885</w:t>
+              <w:t>0.1908</w:t>
             </w:r>
           </w:p>
         </w:tc>
@@ -9571,7 +9604,7 @@
                 <w:b w:val="0"/>
                 <w:sz w:val="18"/>
               </w:rPr>
-              <w:t>0.2902</w:t>
+              <w:t>0.2915</w:t>
             </w:r>
           </w:p>
         </w:tc>
@@ -10011,7 +10044,7 @@
           <w:b w:val="0"/>
           <w:sz w:val="21"/>
         </w:rPr>
-        <w:t>③ 导出缩图：非原始分辨率，1px/mm 重采样近似恒等但光学细节已丢，</w:t>
+        <w:t>③ 尺度先验依赖「线扫原生 1 px/mm」承诺（用户确认+幅宽佐证），未经标定物</w:t>
       </w:r>
       <w:r>
         <w:br/>
@@ -10022,7 +10055,7 @@
           <w:b w:val="0"/>
           <w:sz w:val="21"/>
         </w:rPr>
-        <w:t xml:space="preserve">　 W_w 的 d=1≡1mm 口径此处指「导出后像素」；</w:t>
+        <w:t xml:space="preserve">　 独立复核；检测内咬 ~1% 使评估域略小于整片，影响可忽略但如实记录；</w:t>
       </w:r>
       <w:r>
         <w:br/>
@@ -10055,7 +10088,7 @@
           <w:b w:val="0"/>
           <w:sz w:val="21"/>
         </w:rPr>
-        <w:t>⑤ 人工角点 6 张：定界误差直接进 mm/px 与评估域（aniso ≤3.5% 可控）；</w:t>
+        <w:t>⑤ 人工角点 6 张：定界误差直接进评估域与覆盖度（aniso ≤3.5% 可控）；</w:t>
       </w:r>
       <w:r>
         <w:br/>
